--- a/交互产品开发/Output/实验材料/交互产品开发_实验报告封面_实验4.docx
+++ b/交互产品开发/Output/实验材料/交互产品开发_实验报告封面_实验4.docx
@@ -393,7 +393,7 @@
           <w:sz w:val="32"/>
           <w:szCs w:val="32"/>
         </w:rPr>
-        <w:t xml:space="preserve">2026.05.20</w:t>
+        <w:t>XXXX</w:t>
       </w:r>
     </w:p>
     <w:p>

--- a/交互产品开发/Output/实验材料/交互产品开发_实验报告封面_实验4.docx
+++ b/交互产品开发/Output/实验材料/交互产品开发_实验报告封面_实验4.docx
@@ -212,7 +212,7 @@
           <w:sz w:val="32"/>
           <w:szCs w:val="32"/>
         </w:rPr>
-        <w:t xml:space="preserve">启发式评估验证闭环 (Heuristic Evaluation)</w:t>
+        <w:t xml:space="preserve">AI 原型与创意动效生成 (AI Prototyping)</w:t>
       </w:r>
     </w:p>
     <w:p>
@@ -393,7 +393,7 @@
           <w:sz w:val="32"/>
           <w:szCs w:val="32"/>
         </w:rPr>
-        <w:t>XXXX</w:t>
+        <w:t xml:space="preserve">2026.06.25</w:t>
       </w:r>
     </w:p>
     <w:p>
@@ -965,7 +965,7 @@
                 <w:sz w:val="24"/>
                 <w:szCs w:val="24"/>
               </w:rPr>
-              <w:t xml:space="preserve">（一）能以评估专家身份对他组原型执行严格的启发式走查，输出含严重级评定的缺陷报告。</w:t>
+              <w:t xml:space="preserve">（一）将 Token 体系与状态流转图转化为结构化 System Prompt，驱动 AI 工具生成高保真前端壳层。</w:t>
             </w:r>
           </w:p>
           <w:p>
@@ -985,7 +985,7 @@
                 <w:sz w:val="24"/>
                 <w:szCs w:val="24"/>
               </w:rPr>
-              <w:t xml:space="preserve">（二）掌握 Think-Aloud 出声思考法的规范主持技巧，完成至少 3 人次的真实用户测试记录。</w:t>
+              <w:t xml:space="preserve">（二）掌握通过 AI 代码助手植入跟随、粒子等创意动效的协作流，完成微交互融合。</w:t>
             </w:r>
           </w:p>
           <w:p>
@@ -1005,7 +1005,7 @@
                 <w:sz w:val="24"/>
                 <w:szCs w:val="24"/>
               </w:rPr>
-              <w:t xml:space="preserve">（三）能系统梳理质性测试反馈，完成缺陷修正闭环，并以专业叙事呈现设计迭代全过程。</w:t>
+              <w:t xml:space="preserve">（三）具备基本的代码辅助阅读自检能力，能判断 AI 生成代码的断点并采用混合保真兜底方案。</w:t>
             </w:r>
           </w:p>
           <w:p>
@@ -1068,7 +1068,7 @@
                 <w:sz w:val="24"/>
                 <w:szCs w:val="24"/>
               </w:rPr>
-              <w:t xml:space="preserve">1. 硬件：个人计算机（学校机房或自备）；可选：录屏/录音设备</w:t>
+              <w:t xml:space="preserve">1. 硬件：个人计算机（学校机房或自备）</w:t>
             </w:r>
           </w:p>
           <w:p>
@@ -1088,7 +1088,7 @@
                 <w:sz w:val="24"/>
                 <w:szCs w:val="24"/>
               </w:rPr>
-              <w:t xml:space="preserve">2. 软件：Windows 10+；交互原型（AI 生成 + Figma 混合保真）、笔记软件</w:t>
+              <w:t xml:space="preserve">2. 软件：Windows 10+；v0 / CodeGeeX（AI 生成）、VS Code、Figma（兜底用）</w:t>
             </w:r>
           </w:p>
           <w:bookmarkEnd w:id="25"/>
@@ -1161,7 +1161,7 @@
                 <w:sz w:val="24"/>
                 <w:szCs w:val="24"/>
               </w:rPr>
-              <w:t xml:space="preserve">1. 进行基于 Nielsen 十大原则的跨组同侪启发式评估走查。</w:t>
+              <w:t xml:space="preserve">1. 提炼视觉系统 Prompt，驱动 AI 生成工具输出前端页面静态壳层。</w:t>
             </w:r>
           </w:p>
           <w:p>
@@ -1180,7 +1180,7 @@
                 <w:sz w:val="24"/>
                 <w:szCs w:val="24"/>
               </w:rPr>
-              <w:t xml:space="preserve">2. 用 Think-Aloud 出声思考法对测试者执行可用性测试记录。</w:t>
+              <w:t xml:space="preserve">2. 引入并使用代码助手实现跟随、粒子等基础创意动效。</w:t>
             </w:r>
           </w:p>
           <w:p>
@@ -1199,26 +1199,7 @@
                 <w:sz w:val="24"/>
                 <w:szCs w:val="24"/>
               </w:rPr>
-              <w:t xml:space="preserve">3. 挖掘体验死角并在原型中给出改进版对比设计。</w:t>
-            </w:r>
-          </w:p>
-          <w:p>
-            <w:pPr>
-              <w:spacing w:line="288" w:lineRule="auto"/>
-              <w:ind w:firstLineChars="200" w:firstLine="480"/>
-              <w:rPr>
-                <w:rFonts w:ascii="SimSun" w:hAnsi="SimSun" w:cs="SimSun"/>
-                <w:sz w:val="24"/>
-                <w:szCs w:val="24"/>
-              </w:rPr>
-            </w:pPr>
-            <w:r>
-              <w:rPr>
-                <w:rFonts w:ascii="SimSun" w:hAnsi="SimSun" w:cs="SimSun" w:hint="eastAsia"/>
-                <w:sz w:val="24"/>
-                <w:szCs w:val="24"/>
-              </w:rPr>
-              <w:t xml:space="preserve">4. 系统梳理走查与测试反馈，完成缺陷修正前后对比文档与作品集复盘叙事。</w:t>
+              <w:t xml:space="preserve">3. 回归设计工具或代码中，排障修复串联断裂的核心交互状态。</w:t>
             </w:r>
           </w:p>
           <w:p>

--- a/交互产品开发/Output/实验材料/交互产品开发_实验报告封面_实验4.docx
+++ b/交互产品开发/Output/实验材料/交互产品开发_实验报告封面_实验4.docx
@@ -212,7 +212,7 @@
           <w:sz w:val="32"/>
           <w:szCs w:val="32"/>
         </w:rPr>
-        <w:t xml:space="preserve">AI 原型与创意动效生成 (AI Prototyping)</w:t>
+        <w:t xml:space="preserve">基于精益用户体验的综合设计</w:t>
       </w:r>
     </w:p>
     <w:p>
@@ -410,6 +410,25 @@
     </w:p>
     <w:p>
       <w:pPr>
+        <w:widowControl/>
+        <w:jc w:val="left"/>
+        <w:rPr>
+          <w:color w:val="000000"/>
+          <w:sz w:val="30"/>
+          <w:szCs w:val="30"/>
+        </w:rPr>
+      </w:pPr>
+      <w:r>
+        <w:rPr>
+          <w:color w:val="000000"/>
+          <w:sz w:val="30"/>
+          <w:szCs w:val="30"/>
+        </w:rPr>
+        <w:br w:type="page"/>
+      </w:r>
+    </w:p>
+    <w:p>
+      <w:pPr>
         <w:spacing w:line="360" w:lineRule="auto"/>
         <w:rPr>
           <w:color w:val="000000"/>
@@ -445,7 +464,6 @@
           <w:sz w:val="44"/>
           <w:szCs w:val="44"/>
         </w:rPr>
-        <w:lastRenderedPageBreak/>
         <w:t>实验报告说明</w:t>
       </w:r>
     </w:p>
@@ -835,7 +853,6 @@
             <w:pPr>
               <w:jc w:val="center"/>
               <w:rPr>
-                <w:rFonts w:hint="eastAsia"/>
                 <w:sz w:val="24"/>
                 <w:szCs w:val="24"/>
               </w:rPr>
@@ -965,7 +982,7 @@
                 <w:sz w:val="24"/>
                 <w:szCs w:val="24"/>
               </w:rPr>
-              <w:t xml:space="preserve">（一）将 Token 体系与状态流转图转化为结构化 System Prompt，驱动 AI 工具生成高保真前端壳层。</w:t>
+              <w:t xml:space="preserve">（一）掌握“自然语言即代码 (Vibecoding)”的创新开发模式，通过提示词工程驱动项目落地。</w:t>
             </w:r>
           </w:p>
           <w:p>
@@ -985,7 +1002,7 @@
                 <w:sz w:val="24"/>
                 <w:szCs w:val="24"/>
               </w:rPr>
-              <w:t xml:space="preserve">（二）掌握通过 AI 代码助手植入跟随、粒子等创意动效的协作流，完成微交互融合。</w:t>
+              <w:t xml:space="preserve">（二）理解精益用户体验 (Lean UX) 的核心，即通过快速生成可用原型来验证设计假设。</w:t>
             </w:r>
           </w:p>
           <w:p>
@@ -1005,7 +1022,7 @@
                 <w:sz w:val="24"/>
                 <w:szCs w:val="24"/>
               </w:rPr>
-              <w:t xml:space="preserve">（三）具备基本的代码辅助阅读自检能力，能判断 AI 生成代码的断点并采用混合保真兜底方案。</w:t>
+              <w:t xml:space="preserve">（三）培养跨界产品思维，能够站在用户体验和商业目标的角度指挥 AI 完成多页面产品交付。</w:t>
             </w:r>
           </w:p>
           <w:p>
@@ -1013,7 +1030,6 @@
               <w:spacing w:line="288" w:lineRule="auto"/>
               <w:ind w:firstLineChars="200" w:firstLine="480"/>
               <w:rPr>
-                <w:rFonts w:hint="eastAsia"/>
                 <w:sz w:val="24"/>
                 <w:szCs w:val="24"/>
               </w:rPr>
@@ -1088,7 +1104,7 @@
                 <w:sz w:val="24"/>
                 <w:szCs w:val="24"/>
               </w:rPr>
-              <w:t xml:space="preserve">2. 软件：Windows 10+；v0 / CodeGeeX（AI 生成）、VS Code、Figma（兜底用）</w:t>
+              <w:t xml:space="preserve">2. 软件：VS Code / CodeGeeX / Cursor 等 AI 开发环境</w:t>
             </w:r>
           </w:p>
           <w:bookmarkEnd w:id="25"/>
@@ -1161,7 +1177,7 @@
                 <w:sz w:val="24"/>
                 <w:szCs w:val="24"/>
               </w:rPr>
-              <w:t xml:space="preserve">1. 提炼视觉系统 Prompt，驱动 AI 生成工具输出前端页面静态壳层。</w:t>
+              <w:t xml:space="preserve">1. 构思产品核心价值与页面跳转逻辑。</w:t>
             </w:r>
           </w:p>
           <w:p>
@@ -1180,7 +1196,7 @@
                 <w:sz w:val="24"/>
                 <w:szCs w:val="24"/>
               </w:rPr>
-              <w:t xml:space="preserve">2. 引入并使用代码助手实现跟随、粒子等基础创意动效。</w:t>
+              <w:t xml:space="preserve">2. 使用自然语言向执行型 AI Agent 描述功能需求与视觉风格。</w:t>
             </w:r>
           </w:p>
           <w:p>
@@ -1199,7 +1215,26 @@
                 <w:sz w:val="24"/>
                 <w:szCs w:val="24"/>
               </w:rPr>
-              <w:t xml:space="preserve">3. 回归设计工具或代码中，排障修复串联断裂的核心交互状态。</w:t>
+              <w:t xml:space="preserve">3. 在本地运行生成的网页原型，进行真实体验走查。</w:t>
+            </w:r>
+          </w:p>
+          <w:p>
+            <w:pPr>
+              <w:spacing w:line="288" w:lineRule="auto"/>
+              <w:ind w:firstLineChars="200" w:firstLine="480"/>
+              <w:rPr>
+                <w:rFonts w:ascii="SimSun" w:hAnsi="SimSun" w:cs="SimSun"/>
+                <w:sz w:val="24"/>
+                <w:szCs w:val="24"/>
+              </w:rPr>
+            </w:pPr>
+            <w:r>
+              <w:rPr>
+                <w:rFonts w:ascii="SimSun" w:hAnsi="SimSun" w:cs="SimSun" w:hint="eastAsia"/>
+                <w:sz w:val="24"/>
+                <w:szCs w:val="24"/>
+              </w:rPr>
+              <w:t xml:space="preserve">4. 针对体验缺陷，通过追加纠偏指令指挥 AI 进行多轮迭代修改。</w:t>
             </w:r>
           </w:p>
           <w:p>
@@ -1388,6 +1423,8 @@
           </w:tcPr>
           <w:p>
             <w:pPr>
+              <w:spacing w:line="400" w:lineRule="exact"/>
+              <w:ind w:rightChars="193" w:right="405"/>
               <w:rPr>
                 <w:b/>
                 <w:bCs/>
@@ -1409,6 +1446,8 @@
           </w:p>
           <w:p>
             <w:pPr>
+              <w:spacing w:line="400" w:lineRule="exact"/>
+              <w:ind w:rightChars="193" w:right="405"/>
               <w:rPr>
                 <w:rFonts w:ascii="SimSun" w:hAnsi="SimSun" w:cs="SimSun"/>
                 <w:b/>
@@ -1420,6 +1459,8 @@
           </w:p>
           <w:p>
             <w:pPr>
+              <w:spacing w:line="400" w:lineRule="exact"/>
+              <w:ind w:rightChars="193" w:right="405"/>
               <w:rPr>
                 <w:rFonts w:ascii="SimSun" w:hAnsi="SimSun" w:cs="SimSun"/>
                 <w:b/>
@@ -1441,52 +1482,27 @@
           </w:p>
           <w:p>
             <w:pPr>
+              <w:spacing w:line="400" w:lineRule="exact"/>
+              <w:ind w:rightChars="193" w:right="405"/>
               <w:rPr>
                 <w:rFonts w:ascii="SimSun" w:hAnsi="SimSun" w:cs="SimSun"/>
                 <w:sz w:val="24"/>
                 <w:szCs w:val="24"/>
               </w:rPr>
             </w:pPr>
-          </w:p>
-          <w:p>
-            <w:pPr>
-              <w:rPr>
-                <w:rFonts w:ascii="SimSun" w:hAnsi="SimSun" w:cs="SimSun"/>
-                <w:sz w:val="24"/>
-                <w:szCs w:val="24"/>
-              </w:rPr>
-            </w:pPr>
-          </w:p>
-          <w:p>
-            <w:pPr>
-              <w:rPr>
-                <w:rFonts w:ascii="SimSun" w:hAnsi="SimSun" w:cs="SimSun"/>
-                <w:sz w:val="24"/>
-                <w:szCs w:val="24"/>
-              </w:rPr>
-            </w:pPr>
-          </w:p>
-          <w:p>
-            <w:pPr>
-              <w:rPr>
-                <w:rFonts w:ascii="SimSun" w:hAnsi="SimSun" w:cs="SimSun"/>
-                <w:sz w:val="24"/>
-                <w:szCs w:val="24"/>
-              </w:rPr>
-            </w:pPr>
-          </w:p>
-          <w:p>
-            <w:pPr>
-              <w:rPr>
-                <w:rFonts w:ascii="SimSun" w:hAnsi="SimSun" w:cs="SimSun"/>
-                <w:sz w:val="24"/>
-                <w:szCs w:val="24"/>
-              </w:rPr>
-            </w:pPr>
-          </w:p>
-          <w:p>
-            <w:pPr>
-              <w:ind w:firstLineChars="2100" w:firstLine="5060"/>
+            <w:r>
+              <w:rPr>
+                <w:rFonts w:ascii="SimSun" w:hAnsi="SimSun" w:cs="SimSun" w:hint="eastAsia"/>
+                <w:sz w:val="24"/>
+                <w:szCs w:val="24"/>
+              </w:rPr>
+              <w:t>{{comment}}</w:t>
+            </w:r>
+          </w:p>
+          <w:p>
+            <w:pPr>
+              <w:spacing w:line="400" w:lineRule="exact"/>
+              <w:ind w:rightChars="193" w:right="405" w:firstLineChars="2100" w:firstLine="5060"/>
               <w:rPr>
                 <w:rFonts w:ascii="SimSun" w:hAnsi="SimSun" w:cs="SimSun"/>
                 <w:sz w:val="24"/>
@@ -1503,9 +1519,19 @@
               </w:rPr>
               <w:t>评分：</w:t>
             </w:r>
-          </w:p>
-          <w:p>
-            <w:pPr>
+            <w:r>
+              <w:rPr>
+                <w:rFonts w:ascii="SimSun" w:hAnsi="SimSun" w:cs="SimSun" w:hint="eastAsia"/>
+                <w:sz w:val="24"/>
+                <w:szCs w:val="24"/>
+              </w:rPr>
+              <w:t>{{score}}</w:t>
+            </w:r>
+          </w:p>
+          <w:p>
+            <w:pPr>
+              <w:spacing w:line="400" w:lineRule="exact"/>
+              <w:ind w:rightChars="193" w:right="405"/>
               <w:rPr>
                 <w:rFonts w:ascii="SimSun" w:hAnsi="SimSun" w:cs="SimSun"/>
                 <w:sz w:val="24"/>
@@ -1516,10 +1542,12 @@
           <w:p>
             <w:pPr>
               <w:wordWrap w:val="0"/>
-              <w:ind w:firstLineChars="1700" w:firstLine="4096"/>
-              <w:rPr>
-                <w:sz w:val="32"/>
-                <w:szCs w:val="32"/>
+              <w:spacing w:line="400" w:lineRule="exact"/>
+              <w:ind w:rightChars="193" w:right="405" w:firstLineChars="1700" w:firstLine="4096"/>
+              <w:rPr>
+                <w:rFonts w:ascii="SimSun" w:hAnsi="SimSun" w:cs="SimSun"/>
+                <w:sz w:val="24"/>
+                <w:szCs w:val="24"/>
               </w:rPr>
             </w:pPr>
             <w:r>
@@ -1532,6 +1560,23 @@
               </w:rPr>
               <w:t>指导教师签字：</w:t>
             </w:r>
+            <w:r>
+              <w:rPr>
+                <w:rFonts w:ascii="SimSun" w:hAnsi="SimSun" w:cs="SimSun" w:hint="eastAsia"/>
+                <w:sz w:val="24"/>
+                <w:szCs w:val="24"/>
+              </w:rPr>
+              <w:t>{{sign}}</w:t>
+            </w:r>
+          </w:p>
+          <w:p>
+            <w:pPr>
+              <w:wordWrap w:val="0"/>
+              <w:rPr>
+                <w:sz w:val="32"/>
+                <w:szCs w:val="32"/>
+              </w:rPr>
+            </w:pPr>
           </w:p>
         </w:tc>
       </w:tr>

--- a/交互产品开发/Output/实验材料/交互产品开发_实验报告封面_实验4.docx
+++ b/交互产品开发/Output/实验材料/交互产品开发_实验报告封面_实验4.docx
@@ -393,7 +393,7 @@
           <w:sz w:val="32"/>
           <w:szCs w:val="32"/>
         </w:rPr>
-        <w:t xml:space="preserve">2026.06.25</w:t>
+        <w:t>XXXX</w:t>
       </w:r>
     </w:p>
     <w:p>
@@ -801,7 +801,7 @@
                 <w:sz w:val="24"/>
                 <w:szCs w:val="24"/>
               </w:rPr>
-              <w:t xml:space="preserve">温泉校区 2实107</w:t>
+              <w:t xml:space="preserve">温泉校区 2实107;3实312</w:t>
             </w:r>
             <w:bookmarkEnd w:id="13"/>
           </w:p>
@@ -1104,7 +1104,27 @@
                 <w:sz w:val="24"/>
                 <w:szCs w:val="24"/>
               </w:rPr>
-              <w:t xml:space="preserve">2. 软件：VS Code / CodeGeeX / Cursor 等 AI 开发环境</w:t>
+              <w:t xml:space="preserve">2. 软件：V0 / Cursor / CodeGeeX 等 Agent 协作环境</w:t>
+            </w:r>
+          </w:p>
+          <w:p>
+            <w:pPr>
+              <w:spacing w:line="288" w:lineRule="auto"/>
+              <w:ind w:firstLineChars="200" w:firstLine="480"/>
+              <w:rPr>
+                <w:rFonts w:ascii="SimSun" w:hAnsi="SimSun" w:cs="SimSun"/>
+                <w:sz w:val="24"/>
+                <w:szCs w:val="24"/>
+              </w:rPr>
+            </w:pPr>
+            <w:r>
+              <w:rPr>
+                <w:rStyle w:val="CommentReference"/>
+                <w:rFonts w:ascii="SimSun" w:hAnsi="SimSun" w:cs="SimSun" w:hint="eastAsia"/>
+                <w:sz w:val="24"/>
+                <w:szCs w:val="24"/>
+              </w:rPr>
+              <w:t xml:space="preserve">3. 准备素材：请准备个人作品的图片、视频或音频等素材（最少 10~12 张/项），用于构建你专属的个人网站。</w:t>
             </w:r>
           </w:p>
           <w:bookmarkEnd w:id="25"/>
